--- a/india_monitor_data/rag/documents/Strike_Intelligence/Road___Trucking_Playbook.docx
+++ b/india_monitor_data/rag/documents/Strike_Intelligence/Road___Trucking_Playbook.docx
@@ -13,7 +13,7 @@
     </w:p>
     <w:p>
       <w:r>
-        <w:t>Report Generated: 2026-09-08 14:22:28</w:t>
+        <w:t>Report Generated: 2026-09-09 16:49:43</w:t>
       </w:r>
     </w:p>
     <w:p>
@@ -23,7 +23,7 @@
     </w:p>
     <w:p>
       <w:r>
-        <w:t>Total Disruption Incidents Monitored: 51</w:t>
+        <w:t>Total Disruption Incidents Monitored: 66</w:t>
       </w:r>
     </w:p>
     <w:p>
@@ -52,7 +52,24 @@
         <w:rPr>
           <w:b/>
         </w:rPr>
-        <w:t>Incident #1: Maharashtra: Transporters firm on ‘Chakka Jam’ protests on Thursday; ‘rickshaws and taxis to join’ - ThePrint</w:t>
+        <w:t>Incident #1: Truckers begin indefinite strike across Rajasthan against new regulations | India News - hindustantimes.com</w:t>
+        <w:br/>
+      </w:r>
+      <w:r>
+        <w:t>• Location / Hub: India (India) | Severity: HIGH</w:t>
+        <w:br/>
+      </w:r>
+      <w:r>
+        <w:t>• Published: None | Source: Unknown</w:t>
+        <w:br/>
+      </w:r>
+    </w:p>
+    <w:p>
+      <w:r>
+        <w:rPr>
+          <w:b/>
+        </w:rPr>
+        <w:t>Incident #2: Weld County truck drivers and operators strike for better pay rates - greeleytribune.com</w:t>
         <w:br/>
       </w:r>
       <w:r>
@@ -69,11 +86,11 @@
         <w:rPr>
           <w:b/>
         </w:rPr>
-        <w:t>Incident #2: Delhi-NCR Transport Strike From May 21 May Hit Essential Supplies, Traffic Movement - etvbharat.com</w:t>
+        <w:t>Incident #3: Spanish truck drivers announce three-day strike ahead of Christmas - EL PAÍS English</w:t>
         <w:br/>
       </w:r>
       <w:r>
-        <w:t>• Location / Hub: Delhi (India) | Severity: MEDIUM</w:t>
+        <w:t>• Location / Hub: Spain (Spain) | Severity: MEDIUM</w:t>
         <w:br/>
       </w:r>
       <w:r>
@@ -86,7 +103,41 @@
         <w:rPr>
           <w:b/>
         </w:rPr>
-        <w:t>Incident #3: Transporters plan chakka jam against increase in green levies - timesofindia.indiatimes.com</w:t>
+        <w:t>Incident #4: Canadian Trucker Protests Could Spread - truckinginfo.com</w:t>
+        <w:br/>
+      </w:r>
+      <w:r>
+        <w:t>• Location / Hub: Canada (Canada) | Severity: LOW</w:t>
+        <w:br/>
+      </w:r>
+      <w:r>
+        <w:t>• Published: None | Source: Unknown</w:t>
+        <w:br/>
+      </w:r>
+    </w:p>
+    <w:p>
+      <w:r>
+        <w:rPr>
+          <w:b/>
+        </w:rPr>
+        <w:t>Incident #5: Mexico truckers block key freight routes in nationwide strike - freightwaves.com</w:t>
+        <w:br/>
+      </w:r>
+      <w:r>
+        <w:t>• Location / Hub: Mexico (Mexico) | Severity: MEDIUM</w:t>
+        <w:br/>
+      </w:r>
+      <w:r>
+        <w:t>• Published: None | Source: Unknown</w:t>
+        <w:br/>
+      </w:r>
+    </w:p>
+    <w:p>
+      <w:r>
+        <w:rPr>
+          <w:b/>
+        </w:rPr>
+        <w:t>Incident #6: Explained: why Iran’s truckers are on strike and what it means - Iran International</w:t>
         <w:br/>
       </w:r>
       <w:r>
@@ -103,11 +154,11 @@
         <w:rPr>
           <w:b/>
         </w:rPr>
-        <w:t>Incident #4: Victoria Pass road closure on the Great Western Highway - Transport for NSW</w:t>
+        <w:t>Incident #7: Farmers protest: Here’s how the three-hour ‘Chakka Jam’ unfolded - indianexpress.com</w:t>
         <w:br/>
       </w:r>
       <w:r>
-        <w:t>• Location / Hub: Global (Global) | Severity: LOW</w:t>
+        <w:t>• Location / Hub: Global (Global) | Severity: MEDIUM</w:t>
         <w:br/>
       </w:r>
       <w:r>
@@ -120,62 +171,11 @@
         <w:rPr>
           <w:b/>
         </w:rPr>
-        <w:t>Incident #5: Canadian truck drivers frustrated by lack of communication with trying to cross International border - Audacy</w:t>
+        <w:t>Incident #8: Explained: why Iran’s truckers are on strike and what it means - iranintl.com</w:t>
         <w:br/>
       </w:r>
       <w:r>
-        <w:t>• Location / Hub: Canada (Canada) | Severity: LOW</w:t>
-        <w:br/>
-      </w:r>
-      <w:r>
-        <w:t>• Published: None | Source: Unknown</w:t>
-        <w:br/>
-      </w:r>
-    </w:p>
-    <w:p>
-      <w:r>
-        <w:rPr>
-          <w:b/>
-        </w:rPr>
-        <w:t>Incident #6: CBSA system outage delaying trucks at Southern Ontario border crossings partially resolved - Truck News</w:t>
-        <w:br/>
-      </w:r>
-      <w:r>
-        <w:t>• Location / Hub: Global (Global) | Severity: LOW</w:t>
-        <w:br/>
-      </w:r>
-      <w:r>
-        <w:t>• Published: None | Source: Unknown</w:t>
-        <w:br/>
-      </w:r>
-    </w:p>
-    <w:p>
-      <w:r>
-        <w:rPr>
-          <w:b/>
-        </w:rPr>
-        <w:t>Incident #7: Truckers losing millions as glitch in federal system causes delays for goods entering Canada - The Globe and Mail</w:t>
-        <w:br/>
-      </w:r>
-      <w:r>
-        <w:t>• Location / Hub: Canada (Canada) | Severity: MEDIUM</w:t>
-        <w:br/>
-      </w:r>
-      <w:r>
-        <w:t>• Published: None | Source: Unknown</w:t>
-        <w:br/>
-      </w:r>
-    </w:p>
-    <w:p>
-      <w:r>
-        <w:rPr>
-          <w:b/>
-        </w:rPr>
-        <w:t>Incident #8: Gujarat farmers, truck drivers protest over diesel shortage at fuel pumps - The Times of India</w:t>
-        <w:br/>
-      </w:r>
-      <w:r>
-        <w:t>• Location / Hub: India (India) | Severity: MEDIUM</w:t>
+        <w:t>• Location / Hub: Global (Global) | Severity: MEDIUM</w:t>
         <w:br/>
       </w:r>
       <w:r>
